--- a/tests/device/QR_Tasarim_Secenekleri.docx
+++ b/tests/device/QR_Tasarim_Secenekleri.docx
@@ -16,7 +16,7 @@
         <w:rPr>
           <w:sz w:val="18"/>
         </w:rPr>
-        <w:t>Bu sayfadaki QR'lar GERÇEK BOYUTTA basılmıştır (yazdırırken 'sayfaya sığdır'/ölçekleme KAPALI olmalı). Renkli kareler, indikatörün damlatılacağı reaktif alanlardır. Her görselin altında o alanın kenar uzunluğu yazıyor — cetvelle ölçüp damlanın sığıp sığmadığına bakılabilir.</w:t>
+        <w:t>Bu sayfadaki QR'lar GERÇEK BOYUTTA basılmıştır (yazdırırken 'sayfaya sığdır'/ölçekleme KAPALI olmalı). SOLDAKİ görsel basılacak olandır: reaktif alanlar BOŞ bırakılır (beyaz kâğıt), yalnızca bir modüllük çerçeveleri basılır — çerçeve, operatörün nereye damlatacağını görmesi içindir. İndikatör beyaz kâğıdın üzerine damlatılmalı; altına renk basılırsa ölçüm bozulur. SAĞDAKİ görsel yalnızca indikatör uygulandıktan sonra nasıl görüneceğini gösterir, basılmaz. Çerçevelerin içini cetvelle ölçüp damlanın sığıp sığmadığına bakılabilir.</w:t>
       </w:r>
     </w:p>
     <w:p/>
@@ -29,45 +29,146 @@
         <w:t>Etiket 5 cm · reaktif alan ≈ 2 mm hedefli</w:t>
       </w:r>
     </w:p>
-    <w:p>
-      <w:pPr>
-        <w:jc w:val="center"/>
-      </w:pPr>
-      <w:r>
-        <w:drawing>
-          <wp:inline xmlns:a="http://schemas.openxmlformats.org/drawingml/2006/main" xmlns:pic="http://schemas.openxmlformats.org/drawingml/2006/picture">
-            <wp:extent cx="1800000" cy="1800000"/>
-            <wp:docPr id="1" name="Picture 1"/>
-            <wp:cNvGraphicFramePr>
-              <a:graphicFrameLocks noChangeAspect="1"/>
-            </wp:cNvGraphicFramePr>
-            <a:graphic>
-              <a:graphicData uri="http://schemas.openxmlformats.org/drawingml/2006/picture">
-                <pic:pic>
-                  <pic:nvPicPr>
-                    <pic:cNvPr id="0" name="65x65_5cm_damla2mm_ornek.png"/>
-                    <pic:cNvPicPr/>
-                  </pic:nvPicPr>
-                  <pic:blipFill>
-                    <a:blip r:embed="rId9"/>
-                    <a:stretch>
-                      <a:fillRect/>
-                    </a:stretch>
-                  </pic:blipFill>
-                  <pic:spPr>
-                    <a:xfrm>
-                      <a:off x="0" y="0"/>
-                      <a:ext cx="1800000" cy="1800000"/>
-                    </a:xfrm>
-                    <a:prstGeom prst="rect"/>
-                  </pic:spPr>
-                </pic:pic>
-              </a:graphicData>
-            </a:graphic>
-          </wp:inline>
-        </w:drawing>
-      </w:r>
-    </w:p>
+    <w:tbl>
+      <w:tblPr>
+        <w:tblW w:type="auto" w:w="0"/>
+        <w:tblLook w:firstColumn="1" w:firstRow="1" w:lastColumn="0" w:lastRow="0" w:noHBand="0" w:noVBand="1" w:val="04A0"/>
+      </w:tblPr>
+      <w:tblGrid>
+        <w:gridCol w:w="5400"/>
+        <w:gridCol w:w="5400"/>
+      </w:tblGrid>
+      <w:tr>
+        <w:tc>
+          <w:tcPr>
+            <w:tcW w:type="dxa" w:w="5400"/>
+          </w:tcPr>
+          <w:p>
+            <w:pPr>
+              <w:jc w:val="center"/>
+            </w:pPr>
+            <w:r>
+              <w:rPr>
+                <w:b/>
+                <w:sz w:val="16"/>
+              </w:rPr>
+              <w:t>BASILACAK OLAN — çerçeveli kareler boş bırakılır,</w:t>
+              <w:br/>
+              <w:t>indikatör oraya damlatılır</w:t>
+            </w:r>
+          </w:p>
+        </w:tc>
+        <w:tc>
+          <w:tcPr>
+            <w:tcW w:type="dxa" w:w="5400"/>
+          </w:tcPr>
+          <w:p>
+            <w:pPr>
+              <w:jc w:val="center"/>
+            </w:pPr>
+            <w:r>
+              <w:rPr>
+                <w:b/>
+                <w:sz w:val="16"/>
+              </w:rPr>
+              <w:t>ÖRNEK — indikatör uygulanıp renk değiştikten sonraki görünüm</w:t>
+              <w:br/>
+              <w:t>(bu BASILMAZ)</w:t>
+            </w:r>
+          </w:p>
+        </w:tc>
+      </w:tr>
+      <w:tr>
+        <w:tc>
+          <w:tcPr>
+            <w:tcW w:type="dxa" w:w="5400"/>
+          </w:tcPr>
+          <w:p>
+            <w:pPr>
+              <w:jc w:val="center"/>
+            </w:pPr>
+            <w:r>
+              <w:drawing>
+                <wp:inline xmlns:a="http://schemas.openxmlformats.org/drawingml/2006/main" xmlns:pic="http://schemas.openxmlformats.org/drawingml/2006/picture">
+                  <wp:extent cx="1800000" cy="1800000"/>
+                  <wp:docPr id="1" name="Picture 1"/>
+                  <wp:cNvGraphicFramePr>
+                    <a:graphicFrameLocks noChangeAspect="1"/>
+                  </wp:cNvGraphicFramePr>
+                  <a:graphic>
+                    <a:graphicData uri="http://schemas.openxmlformats.org/drawingml/2006/picture">
+                      <pic:pic>
+                        <pic:nvPicPr>
+                          <pic:cNvPr id="0" name="65x65_5cm_damla2mm_baski.png"/>
+                          <pic:cNvPicPr/>
+                        </pic:nvPicPr>
+                        <pic:blipFill>
+                          <a:blip r:embed="rId9"/>
+                          <a:stretch>
+                            <a:fillRect/>
+                          </a:stretch>
+                        </pic:blipFill>
+                        <pic:spPr>
+                          <a:xfrm>
+                            <a:off x="0" y="0"/>
+                            <a:ext cx="1800000" cy="1800000"/>
+                          </a:xfrm>
+                          <a:prstGeom prst="rect"/>
+                        </pic:spPr>
+                      </pic:pic>
+                    </a:graphicData>
+                  </a:graphic>
+                </wp:inline>
+              </w:drawing>
+            </w:r>
+          </w:p>
+        </w:tc>
+        <w:tc>
+          <w:tcPr>
+            <w:tcW w:type="dxa" w:w="5400"/>
+          </w:tcPr>
+          <w:p>
+            <w:pPr>
+              <w:jc w:val="center"/>
+            </w:pPr>
+            <w:r>
+              <w:drawing>
+                <wp:inline xmlns:a="http://schemas.openxmlformats.org/drawingml/2006/main" xmlns:pic="http://schemas.openxmlformats.org/drawingml/2006/picture">
+                  <wp:extent cx="1800000" cy="1800000"/>
+                  <wp:docPr id="2" name="Picture 2"/>
+                  <wp:cNvGraphicFramePr>
+                    <a:graphicFrameLocks noChangeAspect="1"/>
+                  </wp:cNvGraphicFramePr>
+                  <a:graphic>
+                    <a:graphicData uri="http://schemas.openxmlformats.org/drawingml/2006/picture">
+                      <pic:pic>
+                        <pic:nvPicPr>
+                          <pic:cNvPr id="0" name="65x65_5cm_damla2mm_ornek.png"/>
+                          <pic:cNvPicPr/>
+                        </pic:nvPicPr>
+                        <pic:blipFill>
+                          <a:blip r:embed="rId10"/>
+                          <a:stretch>
+                            <a:fillRect/>
+                          </a:stretch>
+                        </pic:blipFill>
+                        <pic:spPr>
+                          <a:xfrm>
+                            <a:off x="0" y="0"/>
+                            <a:ext cx="1800000" cy="1800000"/>
+                          </a:xfrm>
+                          <a:prstGeom prst="rect"/>
+                        </pic:spPr>
+                      </pic:pic>
+                    </a:graphicData>
+                  </a:graphic>
+                </wp:inline>
+              </w:drawing>
+            </w:r>
+          </w:p>
+        </w:tc>
+      </w:tr>
+    </w:tbl>
     <w:p>
       <w:pPr>
         <w:jc w:val="center"/>
@@ -76,7 +177,7 @@
         <w:rPr>
           <w:sz w:val="16"/>
         </w:rPr>
-        <w:t>65x65_5cm_damla2mm  —  yukarıdaki renkli blokların her biri yaklaşık 2 mm</w:t>
+        <w:t>65x65_5cm_damla2mm  —  çerçevelerin İÇİ ≈ 2 mm (damlanın sığması gereken alan)</w:t>
       </w:r>
     </w:p>
     <w:p/>
@@ -89,45 +190,146 @@
         <w:t>Etiket 7 cm · reaktif alan ≈ 2 mm hedefli</w:t>
       </w:r>
     </w:p>
-    <w:p>
-      <w:pPr>
-        <w:jc w:val="center"/>
-      </w:pPr>
-      <w:r>
-        <w:drawing>
-          <wp:inline xmlns:a="http://schemas.openxmlformats.org/drawingml/2006/main" xmlns:pic="http://schemas.openxmlformats.org/drawingml/2006/picture">
-            <wp:extent cx="2520000" cy="2520000"/>
-            <wp:docPr id="2" name="Picture 2"/>
-            <wp:cNvGraphicFramePr>
-              <a:graphicFrameLocks noChangeAspect="1"/>
-            </wp:cNvGraphicFramePr>
-            <a:graphic>
-              <a:graphicData uri="http://schemas.openxmlformats.org/drawingml/2006/picture">
-                <pic:pic>
-                  <pic:nvPicPr>
-                    <pic:cNvPr id="0" name="65x65_5cm_damla2mm_ornek.png"/>
-                    <pic:cNvPicPr/>
-                  </pic:nvPicPr>
-                  <pic:blipFill>
-                    <a:blip r:embed="rId9"/>
-                    <a:stretch>
-                      <a:fillRect/>
-                    </a:stretch>
-                  </pic:blipFill>
-                  <pic:spPr>
-                    <a:xfrm>
-                      <a:off x="0" y="0"/>
-                      <a:ext cx="2520000" cy="2520000"/>
-                    </a:xfrm>
-                    <a:prstGeom prst="rect"/>
-                  </pic:spPr>
-                </pic:pic>
-              </a:graphicData>
-            </a:graphic>
-          </wp:inline>
-        </w:drawing>
-      </w:r>
-    </w:p>
+    <w:tbl>
+      <w:tblPr>
+        <w:tblW w:type="auto" w:w="0"/>
+        <w:tblLook w:firstColumn="1" w:firstRow="1" w:lastColumn="0" w:lastRow="0" w:noHBand="0" w:noVBand="1" w:val="04A0"/>
+      </w:tblPr>
+      <w:tblGrid>
+        <w:gridCol w:w="5400"/>
+        <w:gridCol w:w="5400"/>
+      </w:tblGrid>
+      <w:tr>
+        <w:tc>
+          <w:tcPr>
+            <w:tcW w:type="dxa" w:w="5400"/>
+          </w:tcPr>
+          <w:p>
+            <w:pPr>
+              <w:jc w:val="center"/>
+            </w:pPr>
+            <w:r>
+              <w:rPr>
+                <w:b/>
+                <w:sz w:val="16"/>
+              </w:rPr>
+              <w:t>BASILACAK OLAN — çerçeveli kareler boş bırakılır,</w:t>
+              <w:br/>
+              <w:t>indikatör oraya damlatılır</w:t>
+            </w:r>
+          </w:p>
+        </w:tc>
+        <w:tc>
+          <w:tcPr>
+            <w:tcW w:type="dxa" w:w="5400"/>
+          </w:tcPr>
+          <w:p>
+            <w:pPr>
+              <w:jc w:val="center"/>
+            </w:pPr>
+            <w:r>
+              <w:rPr>
+                <w:b/>
+                <w:sz w:val="16"/>
+              </w:rPr>
+              <w:t>ÖRNEK — indikatör uygulanıp renk değiştikten sonraki görünüm</w:t>
+              <w:br/>
+              <w:t>(bu BASILMAZ)</w:t>
+            </w:r>
+          </w:p>
+        </w:tc>
+      </w:tr>
+      <w:tr>
+        <w:tc>
+          <w:tcPr>
+            <w:tcW w:type="dxa" w:w="5400"/>
+          </w:tcPr>
+          <w:p>
+            <w:pPr>
+              <w:jc w:val="center"/>
+            </w:pPr>
+            <w:r>
+              <w:drawing>
+                <wp:inline xmlns:a="http://schemas.openxmlformats.org/drawingml/2006/main" xmlns:pic="http://schemas.openxmlformats.org/drawingml/2006/picture">
+                  <wp:extent cx="2520000" cy="2520000"/>
+                  <wp:docPr id="3" name="Picture 3"/>
+                  <wp:cNvGraphicFramePr>
+                    <a:graphicFrameLocks noChangeAspect="1"/>
+                  </wp:cNvGraphicFramePr>
+                  <a:graphic>
+                    <a:graphicData uri="http://schemas.openxmlformats.org/drawingml/2006/picture">
+                      <pic:pic>
+                        <pic:nvPicPr>
+                          <pic:cNvPr id="0" name="65x65_5cm_damla2mm_baski.png"/>
+                          <pic:cNvPicPr/>
+                        </pic:nvPicPr>
+                        <pic:blipFill>
+                          <a:blip r:embed="rId9"/>
+                          <a:stretch>
+                            <a:fillRect/>
+                          </a:stretch>
+                        </pic:blipFill>
+                        <pic:spPr>
+                          <a:xfrm>
+                            <a:off x="0" y="0"/>
+                            <a:ext cx="2520000" cy="2520000"/>
+                          </a:xfrm>
+                          <a:prstGeom prst="rect"/>
+                        </pic:spPr>
+                      </pic:pic>
+                    </a:graphicData>
+                  </a:graphic>
+                </wp:inline>
+              </w:drawing>
+            </w:r>
+          </w:p>
+        </w:tc>
+        <w:tc>
+          <w:tcPr>
+            <w:tcW w:type="dxa" w:w="5400"/>
+          </w:tcPr>
+          <w:p>
+            <w:pPr>
+              <w:jc w:val="center"/>
+            </w:pPr>
+            <w:r>
+              <w:drawing>
+                <wp:inline xmlns:a="http://schemas.openxmlformats.org/drawingml/2006/main" xmlns:pic="http://schemas.openxmlformats.org/drawingml/2006/picture">
+                  <wp:extent cx="2520000" cy="2520000"/>
+                  <wp:docPr id="4" name="Picture 4"/>
+                  <wp:cNvGraphicFramePr>
+                    <a:graphicFrameLocks noChangeAspect="1"/>
+                  </wp:cNvGraphicFramePr>
+                  <a:graphic>
+                    <a:graphicData uri="http://schemas.openxmlformats.org/drawingml/2006/picture">
+                      <pic:pic>
+                        <pic:nvPicPr>
+                          <pic:cNvPr id="0" name="65x65_5cm_damla2mm_ornek.png"/>
+                          <pic:cNvPicPr/>
+                        </pic:nvPicPr>
+                        <pic:blipFill>
+                          <a:blip r:embed="rId10"/>
+                          <a:stretch>
+                            <a:fillRect/>
+                          </a:stretch>
+                        </pic:blipFill>
+                        <pic:spPr>
+                          <a:xfrm>
+                            <a:off x="0" y="0"/>
+                            <a:ext cx="2520000" cy="2520000"/>
+                          </a:xfrm>
+                          <a:prstGeom prst="rect"/>
+                        </pic:spPr>
+                      </pic:pic>
+                    </a:graphicData>
+                  </a:graphic>
+                </wp:inline>
+              </w:drawing>
+            </w:r>
+          </w:p>
+        </w:tc>
+      </w:tr>
+    </w:tbl>
     <w:p>
       <w:pPr>
         <w:jc w:val="center"/>
@@ -136,7 +338,7 @@
         <w:rPr>
           <w:sz w:val="16"/>
         </w:rPr>
-        <w:t>65x65_7cm_damla2mm  —  yukarıdaki renkli blokların her biri yaklaşık 2 mm</w:t>
+        <w:t>65x65_7cm_damla2mm  —  çerçevelerin İÇİ ≈ 2 mm (damlanın sığması gereken alan)</w:t>
       </w:r>
     </w:p>
     <w:p/>
@@ -149,45 +351,146 @@
         <w:t>Etiket 5 cm · reaktif alan ≈ 3 mm hedefli</w:t>
       </w:r>
     </w:p>
-    <w:p>
-      <w:pPr>
-        <w:jc w:val="center"/>
-      </w:pPr>
-      <w:r>
-        <w:drawing>
-          <wp:inline xmlns:a="http://schemas.openxmlformats.org/drawingml/2006/main" xmlns:pic="http://schemas.openxmlformats.org/drawingml/2006/picture">
-            <wp:extent cx="1800000" cy="1800000"/>
-            <wp:docPr id="3" name="Picture 3"/>
-            <wp:cNvGraphicFramePr>
-              <a:graphicFrameLocks noChangeAspect="1"/>
-            </wp:cNvGraphicFramePr>
-            <a:graphic>
-              <a:graphicData uri="http://schemas.openxmlformats.org/drawingml/2006/picture">
-                <pic:pic>
-                  <pic:nvPicPr>
-                    <pic:cNvPr id="0" name="65x65_5cm_damla3mm_ornek.png"/>
-                    <pic:cNvPicPr/>
-                  </pic:nvPicPr>
-                  <pic:blipFill>
-                    <a:blip r:embed="rId10"/>
-                    <a:stretch>
-                      <a:fillRect/>
-                    </a:stretch>
-                  </pic:blipFill>
-                  <pic:spPr>
-                    <a:xfrm>
-                      <a:off x="0" y="0"/>
-                      <a:ext cx="1800000" cy="1800000"/>
-                    </a:xfrm>
-                    <a:prstGeom prst="rect"/>
-                  </pic:spPr>
-                </pic:pic>
-              </a:graphicData>
-            </a:graphic>
-          </wp:inline>
-        </w:drawing>
-      </w:r>
-    </w:p>
+    <w:tbl>
+      <w:tblPr>
+        <w:tblW w:type="auto" w:w="0"/>
+        <w:tblLook w:firstColumn="1" w:firstRow="1" w:lastColumn="0" w:lastRow="0" w:noHBand="0" w:noVBand="1" w:val="04A0"/>
+      </w:tblPr>
+      <w:tblGrid>
+        <w:gridCol w:w="5400"/>
+        <w:gridCol w:w="5400"/>
+      </w:tblGrid>
+      <w:tr>
+        <w:tc>
+          <w:tcPr>
+            <w:tcW w:type="dxa" w:w="5400"/>
+          </w:tcPr>
+          <w:p>
+            <w:pPr>
+              <w:jc w:val="center"/>
+            </w:pPr>
+            <w:r>
+              <w:rPr>
+                <w:b/>
+                <w:sz w:val="16"/>
+              </w:rPr>
+              <w:t>BASILACAK OLAN — çerçeveli kareler boş bırakılır,</w:t>
+              <w:br/>
+              <w:t>indikatör oraya damlatılır</w:t>
+            </w:r>
+          </w:p>
+        </w:tc>
+        <w:tc>
+          <w:tcPr>
+            <w:tcW w:type="dxa" w:w="5400"/>
+          </w:tcPr>
+          <w:p>
+            <w:pPr>
+              <w:jc w:val="center"/>
+            </w:pPr>
+            <w:r>
+              <w:rPr>
+                <w:b/>
+                <w:sz w:val="16"/>
+              </w:rPr>
+              <w:t>ÖRNEK — indikatör uygulanıp renk değiştikten sonraki görünüm</w:t>
+              <w:br/>
+              <w:t>(bu BASILMAZ)</w:t>
+            </w:r>
+          </w:p>
+        </w:tc>
+      </w:tr>
+      <w:tr>
+        <w:tc>
+          <w:tcPr>
+            <w:tcW w:type="dxa" w:w="5400"/>
+          </w:tcPr>
+          <w:p>
+            <w:pPr>
+              <w:jc w:val="center"/>
+            </w:pPr>
+            <w:r>
+              <w:drawing>
+                <wp:inline xmlns:a="http://schemas.openxmlformats.org/drawingml/2006/main" xmlns:pic="http://schemas.openxmlformats.org/drawingml/2006/picture">
+                  <wp:extent cx="1800000" cy="1800000"/>
+                  <wp:docPr id="5" name="Picture 5"/>
+                  <wp:cNvGraphicFramePr>
+                    <a:graphicFrameLocks noChangeAspect="1"/>
+                  </wp:cNvGraphicFramePr>
+                  <a:graphic>
+                    <a:graphicData uri="http://schemas.openxmlformats.org/drawingml/2006/picture">
+                      <pic:pic>
+                        <pic:nvPicPr>
+                          <pic:cNvPr id="0" name="65x65_5cm_damla3mm_baski.png"/>
+                          <pic:cNvPicPr/>
+                        </pic:nvPicPr>
+                        <pic:blipFill>
+                          <a:blip r:embed="rId11"/>
+                          <a:stretch>
+                            <a:fillRect/>
+                          </a:stretch>
+                        </pic:blipFill>
+                        <pic:spPr>
+                          <a:xfrm>
+                            <a:off x="0" y="0"/>
+                            <a:ext cx="1800000" cy="1800000"/>
+                          </a:xfrm>
+                          <a:prstGeom prst="rect"/>
+                        </pic:spPr>
+                      </pic:pic>
+                    </a:graphicData>
+                  </a:graphic>
+                </wp:inline>
+              </w:drawing>
+            </w:r>
+          </w:p>
+        </w:tc>
+        <w:tc>
+          <w:tcPr>
+            <w:tcW w:type="dxa" w:w="5400"/>
+          </w:tcPr>
+          <w:p>
+            <w:pPr>
+              <w:jc w:val="center"/>
+            </w:pPr>
+            <w:r>
+              <w:drawing>
+                <wp:inline xmlns:a="http://schemas.openxmlformats.org/drawingml/2006/main" xmlns:pic="http://schemas.openxmlformats.org/drawingml/2006/picture">
+                  <wp:extent cx="1800000" cy="1800000"/>
+                  <wp:docPr id="6" name="Picture 6"/>
+                  <wp:cNvGraphicFramePr>
+                    <a:graphicFrameLocks noChangeAspect="1"/>
+                  </wp:cNvGraphicFramePr>
+                  <a:graphic>
+                    <a:graphicData uri="http://schemas.openxmlformats.org/drawingml/2006/picture">
+                      <pic:pic>
+                        <pic:nvPicPr>
+                          <pic:cNvPr id="0" name="65x65_5cm_damla3mm_ornek.png"/>
+                          <pic:cNvPicPr/>
+                        </pic:nvPicPr>
+                        <pic:blipFill>
+                          <a:blip r:embed="rId12"/>
+                          <a:stretch>
+                            <a:fillRect/>
+                          </a:stretch>
+                        </pic:blipFill>
+                        <pic:spPr>
+                          <a:xfrm>
+                            <a:off x="0" y="0"/>
+                            <a:ext cx="1800000" cy="1800000"/>
+                          </a:xfrm>
+                          <a:prstGeom prst="rect"/>
+                        </pic:spPr>
+                      </pic:pic>
+                    </a:graphicData>
+                  </a:graphic>
+                </wp:inline>
+              </w:drawing>
+            </w:r>
+          </w:p>
+        </w:tc>
+      </w:tr>
+    </w:tbl>
     <w:p>
       <w:pPr>
         <w:jc w:val="center"/>
@@ -196,7 +499,7 @@
         <w:rPr>
           <w:sz w:val="16"/>
         </w:rPr>
-        <w:t>65x65_5cm_damla3mm  —  yukarıdaki renkli blokların her biri yaklaşık 3 mm</w:t>
+        <w:t>65x65_5cm_damla3mm  —  çerçevelerin İÇİ ≈ 3 mm (damlanın sığması gereken alan)</w:t>
       </w:r>
     </w:p>
     <w:p/>
@@ -209,45 +512,146 @@
         <w:t>Etiket 7 cm · reaktif alan ≈ 3 mm hedefli</w:t>
       </w:r>
     </w:p>
-    <w:p>
-      <w:pPr>
-        <w:jc w:val="center"/>
-      </w:pPr>
-      <w:r>
-        <w:drawing>
-          <wp:inline xmlns:a="http://schemas.openxmlformats.org/drawingml/2006/main" xmlns:pic="http://schemas.openxmlformats.org/drawingml/2006/picture">
-            <wp:extent cx="2520000" cy="2520000"/>
-            <wp:docPr id="4" name="Picture 4"/>
-            <wp:cNvGraphicFramePr>
-              <a:graphicFrameLocks noChangeAspect="1"/>
-            </wp:cNvGraphicFramePr>
-            <a:graphic>
-              <a:graphicData uri="http://schemas.openxmlformats.org/drawingml/2006/picture">
-                <pic:pic>
-                  <pic:nvPicPr>
-                    <pic:cNvPr id="0" name="65x65_7cm_damla3mm_ornek.png"/>
-                    <pic:cNvPicPr/>
-                  </pic:nvPicPr>
-                  <pic:blipFill>
-                    <a:blip r:embed="rId11"/>
-                    <a:stretch>
-                      <a:fillRect/>
-                    </a:stretch>
-                  </pic:blipFill>
-                  <pic:spPr>
-                    <a:xfrm>
-                      <a:off x="0" y="0"/>
-                      <a:ext cx="2520000" cy="2520000"/>
-                    </a:xfrm>
-                    <a:prstGeom prst="rect"/>
-                  </pic:spPr>
-                </pic:pic>
-              </a:graphicData>
-            </a:graphic>
-          </wp:inline>
-        </w:drawing>
-      </w:r>
-    </w:p>
+    <w:tbl>
+      <w:tblPr>
+        <w:tblW w:type="auto" w:w="0"/>
+        <w:tblLook w:firstColumn="1" w:firstRow="1" w:lastColumn="0" w:lastRow="0" w:noHBand="0" w:noVBand="1" w:val="04A0"/>
+      </w:tblPr>
+      <w:tblGrid>
+        <w:gridCol w:w="5400"/>
+        <w:gridCol w:w="5400"/>
+      </w:tblGrid>
+      <w:tr>
+        <w:tc>
+          <w:tcPr>
+            <w:tcW w:type="dxa" w:w="5400"/>
+          </w:tcPr>
+          <w:p>
+            <w:pPr>
+              <w:jc w:val="center"/>
+            </w:pPr>
+            <w:r>
+              <w:rPr>
+                <w:b/>
+                <w:sz w:val="16"/>
+              </w:rPr>
+              <w:t>BASILACAK OLAN — çerçeveli kareler boş bırakılır,</w:t>
+              <w:br/>
+              <w:t>indikatör oraya damlatılır</w:t>
+            </w:r>
+          </w:p>
+        </w:tc>
+        <w:tc>
+          <w:tcPr>
+            <w:tcW w:type="dxa" w:w="5400"/>
+          </w:tcPr>
+          <w:p>
+            <w:pPr>
+              <w:jc w:val="center"/>
+            </w:pPr>
+            <w:r>
+              <w:rPr>
+                <w:b/>
+                <w:sz w:val="16"/>
+              </w:rPr>
+              <w:t>ÖRNEK — indikatör uygulanıp renk değiştikten sonraki görünüm</w:t>
+              <w:br/>
+              <w:t>(bu BASILMAZ)</w:t>
+            </w:r>
+          </w:p>
+        </w:tc>
+      </w:tr>
+      <w:tr>
+        <w:tc>
+          <w:tcPr>
+            <w:tcW w:type="dxa" w:w="5400"/>
+          </w:tcPr>
+          <w:p>
+            <w:pPr>
+              <w:jc w:val="center"/>
+            </w:pPr>
+            <w:r>
+              <w:drawing>
+                <wp:inline xmlns:a="http://schemas.openxmlformats.org/drawingml/2006/main" xmlns:pic="http://schemas.openxmlformats.org/drawingml/2006/picture">
+                  <wp:extent cx="2520000" cy="2520000"/>
+                  <wp:docPr id="7" name="Picture 7"/>
+                  <wp:cNvGraphicFramePr>
+                    <a:graphicFrameLocks noChangeAspect="1"/>
+                  </wp:cNvGraphicFramePr>
+                  <a:graphic>
+                    <a:graphicData uri="http://schemas.openxmlformats.org/drawingml/2006/picture">
+                      <pic:pic>
+                        <pic:nvPicPr>
+                          <pic:cNvPr id="0" name="65x65_7cm_damla3mm_baski.png"/>
+                          <pic:cNvPicPr/>
+                        </pic:nvPicPr>
+                        <pic:blipFill>
+                          <a:blip r:embed="rId13"/>
+                          <a:stretch>
+                            <a:fillRect/>
+                          </a:stretch>
+                        </pic:blipFill>
+                        <pic:spPr>
+                          <a:xfrm>
+                            <a:off x="0" y="0"/>
+                            <a:ext cx="2520000" cy="2520000"/>
+                          </a:xfrm>
+                          <a:prstGeom prst="rect"/>
+                        </pic:spPr>
+                      </pic:pic>
+                    </a:graphicData>
+                  </a:graphic>
+                </wp:inline>
+              </w:drawing>
+            </w:r>
+          </w:p>
+        </w:tc>
+        <w:tc>
+          <w:tcPr>
+            <w:tcW w:type="dxa" w:w="5400"/>
+          </w:tcPr>
+          <w:p>
+            <w:pPr>
+              <w:jc w:val="center"/>
+            </w:pPr>
+            <w:r>
+              <w:drawing>
+                <wp:inline xmlns:a="http://schemas.openxmlformats.org/drawingml/2006/main" xmlns:pic="http://schemas.openxmlformats.org/drawingml/2006/picture">
+                  <wp:extent cx="2520000" cy="2520000"/>
+                  <wp:docPr id="8" name="Picture 8"/>
+                  <wp:cNvGraphicFramePr>
+                    <a:graphicFrameLocks noChangeAspect="1"/>
+                  </wp:cNvGraphicFramePr>
+                  <a:graphic>
+                    <a:graphicData uri="http://schemas.openxmlformats.org/drawingml/2006/picture">
+                      <pic:pic>
+                        <pic:nvPicPr>
+                          <pic:cNvPr id="0" name="65x65_7cm_damla3mm_ornek.png"/>
+                          <pic:cNvPicPr/>
+                        </pic:nvPicPr>
+                        <pic:blipFill>
+                          <a:blip r:embed="rId14"/>
+                          <a:stretch>
+                            <a:fillRect/>
+                          </a:stretch>
+                        </pic:blipFill>
+                        <pic:spPr>
+                          <a:xfrm>
+                            <a:off x="0" y="0"/>
+                            <a:ext cx="2520000" cy="2520000"/>
+                          </a:xfrm>
+                          <a:prstGeom prst="rect"/>
+                        </pic:spPr>
+                      </pic:pic>
+                    </a:graphicData>
+                  </a:graphic>
+                </wp:inline>
+              </w:drawing>
+            </w:r>
+          </w:p>
+        </w:tc>
+      </w:tr>
+    </w:tbl>
     <w:p>
       <w:pPr>
         <w:jc w:val="center"/>
@@ -256,7 +660,7 @@
         <w:rPr>
           <w:sz w:val="16"/>
         </w:rPr>
-        <w:t>65x65_7cm_damla3mm  —  yukarıdaki renkli blokların her biri yaklaşık 3 mm</w:t>
+        <w:t>65x65_7cm_damla3mm  —  çerçevelerin İÇİ ≈ 3 mm (damlanın sığması gereken alan)</w:t>
       </w:r>
     </w:p>
     <w:p/>
@@ -269,45 +673,146 @@
         <w:t>Etiket 5 cm · reaktif alan ≈ 4 mm hedefli</w:t>
       </w:r>
     </w:p>
-    <w:p>
-      <w:pPr>
-        <w:jc w:val="center"/>
-      </w:pPr>
-      <w:r>
-        <w:drawing>
-          <wp:inline xmlns:a="http://schemas.openxmlformats.org/drawingml/2006/main" xmlns:pic="http://schemas.openxmlformats.org/drawingml/2006/picture">
-            <wp:extent cx="1800000" cy="1800000"/>
-            <wp:docPr id="5" name="Picture 5"/>
-            <wp:cNvGraphicFramePr>
-              <a:graphicFrameLocks noChangeAspect="1"/>
-            </wp:cNvGraphicFramePr>
-            <a:graphic>
-              <a:graphicData uri="http://schemas.openxmlformats.org/drawingml/2006/picture">
-                <pic:pic>
-                  <pic:nvPicPr>
-                    <pic:cNvPr id="0" name="65x65_5cm_damla4mm_ornek.png"/>
-                    <pic:cNvPicPr/>
-                  </pic:nvPicPr>
-                  <pic:blipFill>
-                    <a:blip r:embed="rId12"/>
-                    <a:stretch>
-                      <a:fillRect/>
-                    </a:stretch>
-                  </pic:blipFill>
-                  <pic:spPr>
-                    <a:xfrm>
-                      <a:off x="0" y="0"/>
-                      <a:ext cx="1800000" cy="1800000"/>
-                    </a:xfrm>
-                    <a:prstGeom prst="rect"/>
-                  </pic:spPr>
-                </pic:pic>
-              </a:graphicData>
-            </a:graphic>
-          </wp:inline>
-        </w:drawing>
-      </w:r>
-    </w:p>
+    <w:tbl>
+      <w:tblPr>
+        <w:tblW w:type="auto" w:w="0"/>
+        <w:tblLook w:firstColumn="1" w:firstRow="1" w:lastColumn="0" w:lastRow="0" w:noHBand="0" w:noVBand="1" w:val="04A0"/>
+      </w:tblPr>
+      <w:tblGrid>
+        <w:gridCol w:w="5400"/>
+        <w:gridCol w:w="5400"/>
+      </w:tblGrid>
+      <w:tr>
+        <w:tc>
+          <w:tcPr>
+            <w:tcW w:type="dxa" w:w="5400"/>
+          </w:tcPr>
+          <w:p>
+            <w:pPr>
+              <w:jc w:val="center"/>
+            </w:pPr>
+            <w:r>
+              <w:rPr>
+                <w:b/>
+                <w:sz w:val="16"/>
+              </w:rPr>
+              <w:t>BASILACAK OLAN — çerçeveli kareler boş bırakılır,</w:t>
+              <w:br/>
+              <w:t>indikatör oraya damlatılır</w:t>
+            </w:r>
+          </w:p>
+        </w:tc>
+        <w:tc>
+          <w:tcPr>
+            <w:tcW w:type="dxa" w:w="5400"/>
+          </w:tcPr>
+          <w:p>
+            <w:pPr>
+              <w:jc w:val="center"/>
+            </w:pPr>
+            <w:r>
+              <w:rPr>
+                <w:b/>
+                <w:sz w:val="16"/>
+              </w:rPr>
+              <w:t>ÖRNEK — indikatör uygulanıp renk değiştikten sonraki görünüm</w:t>
+              <w:br/>
+              <w:t>(bu BASILMAZ)</w:t>
+            </w:r>
+          </w:p>
+        </w:tc>
+      </w:tr>
+      <w:tr>
+        <w:tc>
+          <w:tcPr>
+            <w:tcW w:type="dxa" w:w="5400"/>
+          </w:tcPr>
+          <w:p>
+            <w:pPr>
+              <w:jc w:val="center"/>
+            </w:pPr>
+            <w:r>
+              <w:drawing>
+                <wp:inline xmlns:a="http://schemas.openxmlformats.org/drawingml/2006/main" xmlns:pic="http://schemas.openxmlformats.org/drawingml/2006/picture">
+                  <wp:extent cx="1800000" cy="1800000"/>
+                  <wp:docPr id="9" name="Picture 9"/>
+                  <wp:cNvGraphicFramePr>
+                    <a:graphicFrameLocks noChangeAspect="1"/>
+                  </wp:cNvGraphicFramePr>
+                  <a:graphic>
+                    <a:graphicData uri="http://schemas.openxmlformats.org/drawingml/2006/picture">
+                      <pic:pic>
+                        <pic:nvPicPr>
+                          <pic:cNvPr id="0" name="65x65_5cm_damla4mm_baski.png"/>
+                          <pic:cNvPicPr/>
+                        </pic:nvPicPr>
+                        <pic:blipFill>
+                          <a:blip r:embed="rId15"/>
+                          <a:stretch>
+                            <a:fillRect/>
+                          </a:stretch>
+                        </pic:blipFill>
+                        <pic:spPr>
+                          <a:xfrm>
+                            <a:off x="0" y="0"/>
+                            <a:ext cx="1800000" cy="1800000"/>
+                          </a:xfrm>
+                          <a:prstGeom prst="rect"/>
+                        </pic:spPr>
+                      </pic:pic>
+                    </a:graphicData>
+                  </a:graphic>
+                </wp:inline>
+              </w:drawing>
+            </w:r>
+          </w:p>
+        </w:tc>
+        <w:tc>
+          <w:tcPr>
+            <w:tcW w:type="dxa" w:w="5400"/>
+          </w:tcPr>
+          <w:p>
+            <w:pPr>
+              <w:jc w:val="center"/>
+            </w:pPr>
+            <w:r>
+              <w:drawing>
+                <wp:inline xmlns:a="http://schemas.openxmlformats.org/drawingml/2006/main" xmlns:pic="http://schemas.openxmlformats.org/drawingml/2006/picture">
+                  <wp:extent cx="1800000" cy="1800000"/>
+                  <wp:docPr id="10" name="Picture 10"/>
+                  <wp:cNvGraphicFramePr>
+                    <a:graphicFrameLocks noChangeAspect="1"/>
+                  </wp:cNvGraphicFramePr>
+                  <a:graphic>
+                    <a:graphicData uri="http://schemas.openxmlformats.org/drawingml/2006/picture">
+                      <pic:pic>
+                        <pic:nvPicPr>
+                          <pic:cNvPr id="0" name="65x65_5cm_damla4mm_ornek.png"/>
+                          <pic:cNvPicPr/>
+                        </pic:nvPicPr>
+                        <pic:blipFill>
+                          <a:blip r:embed="rId16"/>
+                          <a:stretch>
+                            <a:fillRect/>
+                          </a:stretch>
+                        </pic:blipFill>
+                        <pic:spPr>
+                          <a:xfrm>
+                            <a:off x="0" y="0"/>
+                            <a:ext cx="1800000" cy="1800000"/>
+                          </a:xfrm>
+                          <a:prstGeom prst="rect"/>
+                        </pic:spPr>
+                      </pic:pic>
+                    </a:graphicData>
+                  </a:graphic>
+                </wp:inline>
+              </w:drawing>
+            </w:r>
+          </w:p>
+        </w:tc>
+      </w:tr>
+    </w:tbl>
     <w:p>
       <w:pPr>
         <w:jc w:val="center"/>
@@ -316,7 +821,7 @@
         <w:rPr>
           <w:sz w:val="16"/>
         </w:rPr>
-        <w:t>65x65_5cm_damla4mm  —  yukarıdaki renkli blokların her biri yaklaşık 4 mm</w:t>
+        <w:t>65x65_5cm_damla4mm  —  çerçevelerin İÇİ ≈ 4 mm (damlanın sığması gereken alan)</w:t>
       </w:r>
     </w:p>
     <w:p/>
@@ -329,45 +834,146 @@
         <w:t>Etiket 7 cm · reaktif alan ≈ 4 mm hedefli</w:t>
       </w:r>
     </w:p>
-    <w:p>
-      <w:pPr>
-        <w:jc w:val="center"/>
-      </w:pPr>
-      <w:r>
-        <w:drawing>
-          <wp:inline xmlns:a="http://schemas.openxmlformats.org/drawingml/2006/main" xmlns:pic="http://schemas.openxmlformats.org/drawingml/2006/picture">
-            <wp:extent cx="2520000" cy="2520000"/>
-            <wp:docPr id="6" name="Picture 6"/>
-            <wp:cNvGraphicFramePr>
-              <a:graphicFrameLocks noChangeAspect="1"/>
-            </wp:cNvGraphicFramePr>
-            <a:graphic>
-              <a:graphicData uri="http://schemas.openxmlformats.org/drawingml/2006/picture">
-                <pic:pic>
-                  <pic:nvPicPr>
-                    <pic:cNvPr id="0" name="65x65_5cm_damla3mm_ornek.png"/>
-                    <pic:cNvPicPr/>
-                  </pic:nvPicPr>
-                  <pic:blipFill>
-                    <a:blip r:embed="rId10"/>
-                    <a:stretch>
-                      <a:fillRect/>
-                    </a:stretch>
-                  </pic:blipFill>
-                  <pic:spPr>
-                    <a:xfrm>
-                      <a:off x="0" y="0"/>
-                      <a:ext cx="2520000" cy="2520000"/>
-                    </a:xfrm>
-                    <a:prstGeom prst="rect"/>
-                  </pic:spPr>
-                </pic:pic>
-              </a:graphicData>
-            </a:graphic>
-          </wp:inline>
-        </w:drawing>
-      </w:r>
-    </w:p>
+    <w:tbl>
+      <w:tblPr>
+        <w:tblW w:type="auto" w:w="0"/>
+        <w:tblLook w:firstColumn="1" w:firstRow="1" w:lastColumn="0" w:lastRow="0" w:noHBand="0" w:noVBand="1" w:val="04A0"/>
+      </w:tblPr>
+      <w:tblGrid>
+        <w:gridCol w:w="5400"/>
+        <w:gridCol w:w="5400"/>
+      </w:tblGrid>
+      <w:tr>
+        <w:tc>
+          <w:tcPr>
+            <w:tcW w:type="dxa" w:w="5400"/>
+          </w:tcPr>
+          <w:p>
+            <w:pPr>
+              <w:jc w:val="center"/>
+            </w:pPr>
+            <w:r>
+              <w:rPr>
+                <w:b/>
+                <w:sz w:val="16"/>
+              </w:rPr>
+              <w:t>BASILACAK OLAN — çerçeveli kareler boş bırakılır,</w:t>
+              <w:br/>
+              <w:t>indikatör oraya damlatılır</w:t>
+            </w:r>
+          </w:p>
+        </w:tc>
+        <w:tc>
+          <w:tcPr>
+            <w:tcW w:type="dxa" w:w="5400"/>
+          </w:tcPr>
+          <w:p>
+            <w:pPr>
+              <w:jc w:val="center"/>
+            </w:pPr>
+            <w:r>
+              <w:rPr>
+                <w:b/>
+                <w:sz w:val="16"/>
+              </w:rPr>
+              <w:t>ÖRNEK — indikatör uygulanıp renk değiştikten sonraki görünüm</w:t>
+              <w:br/>
+              <w:t>(bu BASILMAZ)</w:t>
+            </w:r>
+          </w:p>
+        </w:tc>
+      </w:tr>
+      <w:tr>
+        <w:tc>
+          <w:tcPr>
+            <w:tcW w:type="dxa" w:w="5400"/>
+          </w:tcPr>
+          <w:p>
+            <w:pPr>
+              <w:jc w:val="center"/>
+            </w:pPr>
+            <w:r>
+              <w:drawing>
+                <wp:inline xmlns:a="http://schemas.openxmlformats.org/drawingml/2006/main" xmlns:pic="http://schemas.openxmlformats.org/drawingml/2006/picture">
+                  <wp:extent cx="2520000" cy="2520000"/>
+                  <wp:docPr id="11" name="Picture 11"/>
+                  <wp:cNvGraphicFramePr>
+                    <a:graphicFrameLocks noChangeAspect="1"/>
+                  </wp:cNvGraphicFramePr>
+                  <a:graphic>
+                    <a:graphicData uri="http://schemas.openxmlformats.org/drawingml/2006/picture">
+                      <pic:pic>
+                        <pic:nvPicPr>
+                          <pic:cNvPr id="0" name="65x65_5cm_damla3mm_baski.png"/>
+                          <pic:cNvPicPr/>
+                        </pic:nvPicPr>
+                        <pic:blipFill>
+                          <a:blip r:embed="rId11"/>
+                          <a:stretch>
+                            <a:fillRect/>
+                          </a:stretch>
+                        </pic:blipFill>
+                        <pic:spPr>
+                          <a:xfrm>
+                            <a:off x="0" y="0"/>
+                            <a:ext cx="2520000" cy="2520000"/>
+                          </a:xfrm>
+                          <a:prstGeom prst="rect"/>
+                        </pic:spPr>
+                      </pic:pic>
+                    </a:graphicData>
+                  </a:graphic>
+                </wp:inline>
+              </w:drawing>
+            </w:r>
+          </w:p>
+        </w:tc>
+        <w:tc>
+          <w:tcPr>
+            <w:tcW w:type="dxa" w:w="5400"/>
+          </w:tcPr>
+          <w:p>
+            <w:pPr>
+              <w:jc w:val="center"/>
+            </w:pPr>
+            <w:r>
+              <w:drawing>
+                <wp:inline xmlns:a="http://schemas.openxmlformats.org/drawingml/2006/main" xmlns:pic="http://schemas.openxmlformats.org/drawingml/2006/picture">
+                  <wp:extent cx="2520000" cy="2520000"/>
+                  <wp:docPr id="12" name="Picture 12"/>
+                  <wp:cNvGraphicFramePr>
+                    <a:graphicFrameLocks noChangeAspect="1"/>
+                  </wp:cNvGraphicFramePr>
+                  <a:graphic>
+                    <a:graphicData uri="http://schemas.openxmlformats.org/drawingml/2006/picture">
+                      <pic:pic>
+                        <pic:nvPicPr>
+                          <pic:cNvPr id="0" name="65x65_5cm_damla3mm_ornek.png"/>
+                          <pic:cNvPicPr/>
+                        </pic:nvPicPr>
+                        <pic:blipFill>
+                          <a:blip r:embed="rId12"/>
+                          <a:stretch>
+                            <a:fillRect/>
+                          </a:stretch>
+                        </pic:blipFill>
+                        <pic:spPr>
+                          <a:xfrm>
+                            <a:off x="0" y="0"/>
+                            <a:ext cx="2520000" cy="2520000"/>
+                          </a:xfrm>
+                          <a:prstGeom prst="rect"/>
+                        </pic:spPr>
+                      </pic:pic>
+                    </a:graphicData>
+                  </a:graphic>
+                </wp:inline>
+              </w:drawing>
+            </w:r>
+          </w:p>
+        </w:tc>
+      </w:tr>
+    </w:tbl>
     <w:p>
       <w:pPr>
         <w:jc w:val="center"/>
@@ -376,7 +982,7 @@
         <w:rPr>
           <w:sz w:val="16"/>
         </w:rPr>
-        <w:t>65x65_7cm_damla4mm  —  yukarıdaki renkli blokların her biri yaklaşık 4 mm</w:t>
+        <w:t>65x65_7cm_damla4mm  —  çerçevelerin İÇİ ≈ 4 mm (damlanın sığması gereken alan)</w:t>
       </w:r>
     </w:p>
     <w:sectPr>
